--- a/analise-ed/copy/VSL_SodaFil_12_Produto.docx
+++ b/analise-ed/copy/VSL_SodaFil_12_Produto.docx
@@ -181,7 +181,7 @@
         <w:t xml:space="preserve"> </w:t>
       </w:r>
       <w:r>
-        <w:t xml:space="preserve">4590 caracteres falados em EN (SH 20: 4.100 em PT).</w:t>
+        <w:t xml:space="preserve">4389 caracteres falados em EN (SH 20: 4.100 em PT).</w:t>
       </w:r>
       <w:r>
         <w:t xml:space="preserve"> </w:t>
@@ -249,7 +249,7 @@
         <w:pStyle w:val="BodyText"/>
       </w:pPr>
       <w:r>
-        <w:t xml:space="preserve">It goes after the toxic plaque at the source. Four substances working together, calibrated in twelve rounds of testing in Austin, each one at the exact dose it takes to work. Less than that, your stomach acid destroys it before it gets there. More than that, it doesn’t break the cement. You’ve seen the hay bale. The fixed bicarbonate dissolves the hardened plaque. The Longhorn horn collagen rebuilds the sponge with new fiber. The Pycnogenol shields it from the glyphosate that keeps coming in every day. And the Tongkat Ali reactivates the receptors that went dormant. Dissolve, rebuild, protect, reactivate. It’s the only product in the world that does all four at once. There’s no equivalent, there’s no direct competitor, and there won’t be a generic on the American market for the next five years, because the collagen that comes out of a Longhorn horn is processed in exactly one place on the planet: Texas.</w:t>
+        <w:t xml:space="preserve">It goes after the toxic plaque at the source. Four substances working together, calibrated in twelve rounds of testing in Austin, each one at the exact dose it takes to work. Less than that, your stomach acid destroys it before it gets there. More than that, it doesn’t break the cement. You’ve seen the hay bale. The fixed bicarbonate dissolves the hardened plaque. The Longhorn horn collagen rebuilds the sponge with new fiber. The Pycnogenol shields it from the glyphosate that keeps coming in every day. And the Tongkat Ali reactivates the receptors that went dormant. Dissolve, rebuild, protect, reactivate. It’s the only product in the world that does all four at once. There’s no equivalent, and there won’t be a generic on the American market for the next five years, because the collagen that comes out of a Longhorn horn is processed in exactly one place on the planet: Texas.</w:t>
       </w:r>
     </w:p>
     <w:p>
@@ -257,7 +257,7 @@
         <w:pStyle w:val="BodyText"/>
       </w:pPr>
       <w:r>
-        <w:t xml:space="preserve">You take one gummy in the morning, on an empty stomach, with water. And there’s a reason it has to be an empty stomach. With nothing in there, your stomach acid is weaker, and collagen absorption goes up by as much as 40 percent, because the acid doesn’t destroy the molecule before it gets through. No ritual. No applying anything. No injecting anything. No timing it 40 minutes before sex. Bull Soda Rise works in the background while you get on with your life. You wake up, you take the gummy, you go to work, and in three days your dick wakes you up hard as a rock in the middle of the night without you asking. The way it did when you were 20. It’s made in Austin, in a sterile facility, registered with the FDA under 21 CFR 111, the federal category for dietary supplements with mandatory audits of purity, labeling and safety. 100 percent natural. Non-GMO.</w:t>
+        <w:t xml:space="preserve">You take one gummy in the morning, on an empty stomach, with water. And there’s a reason it has to be an empty stomach. With nothing in there, your stomach acid is weaker, and collagen absorption goes up by as much as 40 percent. No ritual. No applying, no injecting. No timing it 40 minutes before sex. Bull Soda Rise works in the background while you get on with your life. You wake up, you take the gummy, you go to work, and in three days your dick wakes you up hard as a rock in the middle of the night without you asking. It’s made in Austin, in a sterile facility, registered with the FDA under 21 CFR 111, the federal category for dietary supplements with mandatory audits of purity, labeling and safety. 100 percent natural. Non-GMO.</w:t>
       </w:r>
     </w:p>
     <w:p>
@@ -273,7 +273,7 @@
         <w:pStyle w:val="BodyText"/>
       </w:pPr>
       <w:r>
-        <w:t xml:space="preserve">And let me go back to one thing, because it matters. It doesn’t matter if you’ve got high blood pressure. Bull Soda Rise doesn’t force vasoconstriction the way Viagra does, so there’s no load on your heart. It doesn’t matter if you’ve got a heart problem or a prostate problem. The mechanism doesn’t go through the cardiac receptors, and it doesn’t swell the prostate. Age doesn’t matter. Mike was 60. Your size today doesn’t matter. The average gain so far is three inches in 30 days, whatever you’re starting from. And it doesn’t matter what you’ve already tried. The blue pill, TRT, the pump, surgery, the exercises, forced abstinence. All of them treat the symptom. Bull Soda Rise is the only one that reverses the cause. And look, this doesn’t just work on the regular guy. It works on the public figure. On the man who’s got the money to buy anything that exists, and who only agreed to try it when Mike picked up the phone and said:</w:t>
+        <w:t xml:space="preserve">And let me go back to one thing, because it matters. It doesn’t matter if you’ve got high blood pressure. Bull Soda Rise doesn’t force vasoconstriction the way Viagra does, so there’s no load on your heart. It doesn’t matter if you’ve got a heart problem or a prostate problem. The mechanism doesn’t go through the cardiac receptors, and it doesn’t swell the prostate. Age doesn’t matter. Mike was 60. Your size today doesn’t matter. The average gain so far is three inches in 30 days. And it doesn’t matter what you’ve already tried. The blue pill, TRT, the pump, surgery, the exercises. All of them treat the symptom. Bull Soda Rise is the only one that reverses the cause. And look, this doesn’t just work on the regular guy. It works on the public figure. On the man who’s got the money to buy anything that exists, and who only agreed to try it when Mike picked up the phone and said:</w:t>
       </w:r>
       <w:r>
         <w:t xml:space="preserve"> </w:t>
@@ -338,7 +338,7 @@
         <w:pStyle w:val="BodyText"/>
       </w:pPr>
       <w:r>
-        <w:t xml:space="preserve">Ele vai atrás da placa tóxica na origem. Quatro substâncias trabalhando juntas, calibradas em doze rodadas de testes em Austin, cada uma na dose exata que precisa pra funcionar. Menos do que isso, o ácido do seu estômago destrói antes de chegar lá. Mais do que isso, não quebra o cimento. Você viu o fardo de feno. O bicarbonato preparado dissolve a placa endurecida. O colágeno do chifre de Longhorn reconstrói a esponja com fibra nova. O Pycnogenol blinda contra o glifosato que continua entrando todo dia. E o Tongkat Ali reativa os receptores que ficaram dormentes. Dissolver, reconstruir, proteger, reativar. É o único produto do mundo que faz as quatro coisas ao mesmo tempo. Não existe equivalente, não existe concorrente direto, e não vai existir genérico no mercado americano pelos próximos cinco anos, porque o colágeno que sai do chifre de um Longhorn é processado em exatamente um lugar do planeta: o Texas.</w:t>
+        <w:t xml:space="preserve">Ele vai atrás da placa tóxica na origem. Quatro substâncias trabalhando juntas, calibradas em doze rodadas de testes em Austin, cada uma na dose exata que precisa pra funcionar. Menos do que isso, o ácido do seu estômago destrói antes de chegar lá. Mais do que isso, não quebra o cimento. Você viu o fardo de feno. O bicarbonato preparado dissolve a placa endurecida. O colágeno do chifre de Longhorn reconstrói a esponja com fibra nova. O Pycnogenol blinda contra o glifosato que continua entrando todo dia. E o Tongkat Ali reativa os receptores que ficaram dormentes. Dissolver, reconstruir, proteger, reativar. É o único produto do mundo que faz as quatro coisas ao mesmo tempo. Não existe equivalente, e não vai existir genérico no mercado americano pelos próximos cinco anos, porque o colágeno que sai do chifre de um Longhorn é processado em exatamente um lugar do planeta: o Texas.</w:t>
       </w:r>
     </w:p>
     <w:p>
@@ -346,7 +346,7 @@
         <w:pStyle w:val="BodyText"/>
       </w:pPr>
       <w:r>
-        <w:t xml:space="preserve">Você toma uma goma de manhã, em jejum, com água. E tem um motivo pra ter que ser em jejum. Com o estômago vazio, o ácido está mais fraco, e a absorção do colágeno sobe em até 40%, porque o ácido não destrói a molécula antes de ela passar. Sem ritual. Sem aplicar nada. Sem injetar nada. Sem cronometrar 40 minutos antes do sexo. O Bull Soda Rise trabalha em segundo plano enquanto você segue a sua vida. Você acorda, toma a goma, vai trabalhar, e em três dias o seu pau te acorda duro feito pedra no meio da noite sem você pedir. Do jeito que fazia quando você tinha 20. É fabricado em Austin, em ambiente estéril, registrado na FDA sob a 21 CFR 111, a categoria federal pra suplementos alimentares com auditoria obrigatória de pureza, rotulagem e segurança. 100% natural. Sem transgênicos.</w:t>
+        <w:t xml:space="preserve">Você toma uma goma de manhã, em jejum, com água. E tem um motivo pra ter que ser em jejum. Com o estômago vazio, o ácido está mais fraco, e a absorção do colágeno sobe em até 40%. Sem ritual. Sem aplicar, sem injetar. Sem cronometrar 40 minutos antes do sexo. O Bull Soda Rise trabalha em segundo plano enquanto você segue a sua vida. Você acorda, toma a goma, vai trabalhar, e em três dias o seu pau te acorda duro feito pedra no meio da noite sem você pedir. É fabricado em Austin, em ambiente estéril, registrado na FDA sob a 21 CFR 111, a categoria federal pra suplementos alimentares com auditoria obrigatória de pureza, rotulagem e segurança. 100% natural. Sem transgênicos.</w:t>
       </w:r>
     </w:p>
     <w:p>
@@ -362,7 +362,7 @@
         <w:pStyle w:val="BodyText"/>
       </w:pPr>
       <w:r>
-        <w:t xml:space="preserve">E deixa eu voltar numa coisa, porque importa. Não importa se você tem pressão alta. O Bull Soda Rise não força vasoconstrição como o Viagra, então não tem sobrecarga no coração. Não importa se você tem problema de coração ou de próstata. O mecanismo não passa pelos receptores cardíacos, e não incha a próstata. Idade não importa. O Mike tinha 60. O seu tamanho hoje não importa. O ganho médio até agora é de três polegadas em 30 dias, de onde quer que você parta. E não importa o que você já tentou. A pílula azul, TRT, a bomba, cirurgia, os exercícios, abstinência forçada. Todos tratam o sintoma. O Bull Soda Rise é o único que reverte a causa. E olha, isso não funciona só no homem comum. Funciona na figura pública. No homem que tem dinheiro pra comprar qualquer coisa que existe, e que só topou testar quando o Mike pegou o telefone e disse:</w:t>
+        <w:t xml:space="preserve">E deixa eu voltar numa coisa, porque importa. Não importa se você tem pressão alta. O Bull Soda Rise não força vasoconstrição como o Viagra, então não tem sobrecarga no coração. Não importa se você tem problema de coração ou de próstata. O mecanismo não passa pelos receptores cardíacos, e não incha a próstata. Idade não importa. O Mike tinha 60. O seu tamanho hoje não importa. O ganho médio até agora é de três polegadas em 30 dias. E não importa o que você já tentou. A pílula azul, TRT, a bomba, cirurgia, os exercícios. Todos tratam o sintoma. O Bull Soda Rise é o único que reverte a causa. E olha, isso não funciona só no homem comum. Funciona na figura pública. No homem que tem dinheiro pra comprar qualquer coisa que existe, e que só topou testar quando o Mike pegou o telefone e disse:</w:t>
       </w:r>
       <w:r>
         <w:t xml:space="preserve"> </w:t>
@@ -1941,7 +1941,7 @@
         <w:t xml:space="preserve"> </w:t>
       </w:r>
       <w:r>
-        <w:t xml:space="preserve">4590 caracteres falados em EN; a Soda Horse 20 tem 4.100 em português (o inglês corre ~10% mais curto no mesmo tempo de fala).</w:t>
+        <w:t xml:space="preserve">4389 caracteres falados em EN; a Soda Horse 20 tem 4.100 em português (o inglês corre ~10% mais curto no mesmo tempo de fala).</w:t>
       </w:r>
     </w:p>
     <w:bookmarkEnd w:id="22"/>
